--- a/human/tasks/G-01/summary.docx
+++ b/human/tasks/G-01/summary.docx
@@ -217,12 +217,12 @@
     </w:p>
     <w:p>
       <w:r>
-        <w:t>源文件、核验与Word在codex/task-package-normalization提交推送；发布身份以Git实际记录为准。规范化6包、剩余65包，下一包G-02。</w:t>
+        <w:t>规范化71/71包、根目录迁移19/19项完成；每包Word由Agent源生成。</w:t>
       </w:r>
     </w:p>
     <w:p>
       <w:r>
-        <w:t>全项目双层迁移仍未完成；继续逐包核对来源和消费者，最后迁移共享根目录并验证实际运行引用。</w:t>
+        <w:t>业务状态DONE，原签收与未交付项不变；后续按注册表和实际依赖推进。</w:t>
       </w:r>
     </w:p>
     <w:p>
